--- a/documentos/Comité de ética/Documentos Finales/Consentimiento-Informado-Online_v2.docx
+++ b/documentos/Comité de ética/Documentos Finales/Consentimiento-Informado-Online_v2.docx
@@ -401,16 +401,7 @@
           <w:color w:val="000000"/>
           <w:kern w:val="0"/>
         </w:rPr>
-        <w:t xml:space="preserve">Denise Laroze </w:t>
-      </w:r>
-      <w:proofErr w:type="spellStart"/>
-      <w:r>
-        <w:rPr>
-          <w:rFonts w:cstheme="minorHAnsi"/>
-          <w:color w:val="000000"/>
-          <w:kern w:val="0"/>
-        </w:rPr>
-        <w:t>Pr</w:t>
+        <w:t>Denise Laroze Pr</w:t>
       </w:r>
       <w:r>
         <w:rPr>
@@ -428,7 +419,6 @@
         </w:rPr>
         <w:t>n</w:t>
       </w:r>
-      <w:proofErr w:type="spellEnd"/>
       <w:r>
         <w:rPr>
           <w:rFonts w:cstheme="minorHAnsi"/>
@@ -501,7 +491,6 @@
         </w:rPr>
         <w:t xml:space="preserve"> </w:t>
       </w:r>
-      <w:proofErr w:type="spellStart"/>
       <w:r>
         <w:rPr>
           <w:rFonts w:cstheme="minorHAnsi"/>
@@ -510,7 +499,6 @@
         </w:rPr>
         <w:t>PoliCICS</w:t>
       </w:r>
-      <w:proofErr w:type="spellEnd"/>
       <w:r>
         <w:rPr>
           <w:rFonts w:cstheme="minorHAnsi"/>
@@ -599,7 +587,15 @@
           <w:color w:val="000000"/>
           <w:kern w:val="0"/>
         </w:rPr>
-        <w:t>hombres y mujeres mayores de 50 años</w:t>
+        <w:t xml:space="preserve">hombres y mujeres mayores de </w:t>
+      </w:r>
+      <w:r>
+        <w:rPr>
+          <w:rFonts w:cstheme="minorHAnsi"/>
+          <w:color w:val="000000"/>
+          <w:kern w:val="0"/>
+        </w:rPr>
+        <w:t>edad</w:t>
       </w:r>
       <w:r>
         <w:rPr>
@@ -1296,25 +1292,7 @@
           <w:sz w:val="22"/>
           <w:szCs w:val="22"/>
         </w:rPr>
-        <w:t xml:space="preserve">Además, en caso de cualquier otra consulta sobre mis derechos como participante de este estudio puedo contactarme con el Dr. Francisco </w:t>
-      </w:r>
-      <w:proofErr w:type="spellStart"/>
-      <w:r>
-        <w:rPr>
-          <w:rFonts w:asciiTheme="minorHAnsi" w:hAnsiTheme="minorHAnsi" w:cstheme="minorHAnsi"/>
-          <w:sz w:val="22"/>
-          <w:szCs w:val="22"/>
-        </w:rPr>
-        <w:t>Ceric</w:t>
-      </w:r>
-      <w:proofErr w:type="spellEnd"/>
-      <w:r>
-        <w:rPr>
-          <w:rFonts w:asciiTheme="minorHAnsi" w:hAnsiTheme="minorHAnsi" w:cstheme="minorHAnsi"/>
-          <w:sz w:val="22"/>
-          <w:szCs w:val="22"/>
-        </w:rPr>
-        <w:t xml:space="preserve">, </w:t>
+        <w:t xml:space="preserve">Además, en caso de cualquier otra consulta sobre mis derechos como participante de este estudio puedo contactarme con el Dr. Francisco Ceric, </w:t>
       </w:r>
       <w:r>
         <w:rPr>
@@ -2775,6 +2753,26 @@
 </file>
 
 <file path=customXml/item1.xml><?xml version="1.0" encoding="utf-8"?>
+<?mso-contentType ?>
+<FormTemplates xmlns="http://schemas.microsoft.com/sharepoint/v3/contenttype/forms">
+  <Display>DocumentLibraryForm</Display>
+  <Edit>DocumentLibraryForm</Edit>
+  <New>DocumentLibraryForm</New>
+</FormTemplates>
+</file>
+
+<file path=customXml/item2.xml><?xml version="1.0" encoding="utf-8"?>
+<p:properties xmlns:p="http://schemas.microsoft.com/office/2006/metadata/properties" xmlns:xsi="http://www.w3.org/2001/XMLSchema-instance" xmlns:pc="http://schemas.microsoft.com/office/infopath/2007/PartnerControls">
+  <documentManagement>
+    <lcf76f155ced4ddcb4097134ff3c332f xmlns="c4af4595-ec24-47d1-9216-5f2cf939b3d8">
+      <Terms xmlns="http://schemas.microsoft.com/office/infopath/2007/PartnerControls"/>
+    </lcf76f155ced4ddcb4097134ff3c332f>
+    <TaxCatchAll xmlns="81a0d9a0-11cb-4b63-a5fc-9a13590c63d3" xsi:nil="true"/>
+  </documentManagement>
+</p:properties>
+</file>
+
+<file path=customXml/item3.xml><?xml version="1.0" encoding="utf-8"?>
 <ct:contentTypeSchema xmlns:ct="http://schemas.microsoft.com/office/2006/metadata/contentType" xmlns:ma="http://schemas.microsoft.com/office/2006/metadata/properties/metaAttributes" ct:_="" ma:_="" ma:contentTypeName="Documento" ma:contentTypeID="0x010100834BB61712670C4197B9B3F42C032F58" ma:contentTypeVersion="12" ma:contentTypeDescription="Crear nuevo documento." ma:contentTypeScope="" ma:versionID="30661e390d5c4f6d004584b82f7810d3">
   <xsd:schema xmlns:xsd="http://www.w3.org/2001/XMLSchema" xmlns:xs="http://www.w3.org/2001/XMLSchema" xmlns:p="http://schemas.microsoft.com/office/2006/metadata/properties" xmlns:ns2="c4af4595-ec24-47d1-9216-5f2cf939b3d8" xmlns:ns3="81a0d9a0-11cb-4b63-a5fc-9a13590c63d3" targetNamespace="http://schemas.microsoft.com/office/2006/metadata/properties" ma:root="true" ma:fieldsID="a66b7b7a1aaf95656cd7c53396403027" ns2:_="" ns3:_="">
     <xsd:import namespace="c4af4595-ec24-47d1-9216-5f2cf939b3d8"/>
@@ -2975,27 +2973,26 @@
 </ct:contentTypeSchema>
 </file>
 
-<file path=customXml/item2.xml><?xml version="1.0" encoding="utf-8"?>
-<p:properties xmlns:p="http://schemas.microsoft.com/office/2006/metadata/properties" xmlns:xsi="http://www.w3.org/2001/XMLSchema-instance" xmlns:pc="http://schemas.microsoft.com/office/infopath/2007/PartnerControls">
-  <documentManagement>
-    <lcf76f155ced4ddcb4097134ff3c332f xmlns="c4af4595-ec24-47d1-9216-5f2cf939b3d8">
-      <Terms xmlns="http://schemas.microsoft.com/office/infopath/2007/PartnerControls"/>
-    </lcf76f155ced4ddcb4097134ff3c332f>
-    <TaxCatchAll xmlns="81a0d9a0-11cb-4b63-a5fc-9a13590c63d3" xsi:nil="true"/>
-  </documentManagement>
-</p:properties>
+<file path=customXml/itemProps1.xml><?xml version="1.0" encoding="utf-8"?>
+<ds:datastoreItem xmlns:ds="http://schemas.openxmlformats.org/officeDocument/2006/customXml" ds:itemID="{C6CF08EB-3353-4AF4-9042-70574BBA986F}">
+  <ds:schemaRefs>
+    <ds:schemaRef ds:uri="http://schemas.microsoft.com/sharepoint/v3/contenttype/forms"/>
+  </ds:schemaRefs>
+</ds:datastoreItem>
 </file>
 
-<file path=customXml/item3.xml><?xml version="1.0" encoding="utf-8"?>
-<?mso-contentType ?>
-<FormTemplates xmlns="http://schemas.microsoft.com/sharepoint/v3/contenttype/forms">
-  <Display>DocumentLibraryForm</Display>
-  <Edit>DocumentLibraryForm</Edit>
-  <New>DocumentLibraryForm</New>
-</FormTemplates>
+<file path=customXml/itemProps2.xml><?xml version="1.0" encoding="utf-8"?>
+<ds:datastoreItem xmlns:ds="http://schemas.openxmlformats.org/officeDocument/2006/customXml" ds:itemID="{315DFFED-3D96-4F62-9B63-E62A65CD7CC0}">
+  <ds:schemaRefs>
+    <ds:schemaRef ds:uri="http://schemas.microsoft.com/office/2006/metadata/properties"/>
+    <ds:schemaRef ds:uri="http://schemas.microsoft.com/office/infopath/2007/PartnerControls"/>
+    <ds:schemaRef ds:uri="c4af4595-ec24-47d1-9216-5f2cf939b3d8"/>
+    <ds:schemaRef ds:uri="81a0d9a0-11cb-4b63-a5fc-9a13590c63d3"/>
+  </ds:schemaRefs>
+</ds:datastoreItem>
 </file>
 
-<file path=customXml/itemProps1.xml><?xml version="1.0" encoding="utf-8"?>
+<file path=customXml/itemProps3.xml><?xml version="1.0" encoding="utf-8"?>
 <ds:datastoreItem xmlns:ds="http://schemas.openxmlformats.org/officeDocument/2006/customXml" ds:itemID="{BF404E43-1FD7-4969-B366-E41CD2D885BC}">
   <ds:schemaRefs>
     <ds:schemaRef ds:uri="http://schemas.microsoft.com/office/2006/metadata/contentType"/>
@@ -3012,23 +3009,4 @@
     <ds:schemaRef ds:uri="http://schemas.microsoft.com/internal/obd"/>
   </ds:schemaRefs>
 </ds:datastoreItem>
-</file>
-
-<file path=customXml/itemProps2.xml><?xml version="1.0" encoding="utf-8"?>
-<ds:datastoreItem xmlns:ds="http://schemas.openxmlformats.org/officeDocument/2006/customXml" ds:itemID="{315DFFED-3D96-4F62-9B63-E62A65CD7CC0}">
-  <ds:schemaRefs>
-    <ds:schemaRef ds:uri="http://schemas.microsoft.com/office/2006/metadata/properties"/>
-    <ds:schemaRef ds:uri="http://schemas.microsoft.com/office/infopath/2007/PartnerControls"/>
-    <ds:schemaRef ds:uri="c4af4595-ec24-47d1-9216-5f2cf939b3d8"/>
-    <ds:schemaRef ds:uri="81a0d9a0-11cb-4b63-a5fc-9a13590c63d3"/>
-  </ds:schemaRefs>
-</ds:datastoreItem>
-</file>
-
-<file path=customXml/itemProps3.xml><?xml version="1.0" encoding="utf-8"?>
-<ds:datastoreItem xmlns:ds="http://schemas.openxmlformats.org/officeDocument/2006/customXml" ds:itemID="{C6CF08EB-3353-4AF4-9042-70574BBA986F}">
-  <ds:schemaRefs>
-    <ds:schemaRef ds:uri="http://schemas.microsoft.com/sharepoint/v3/contenttype/forms"/>
-  </ds:schemaRefs>
-</ds:datastoreItem>
 </file>